--- a/assets/Resume/Amar Gajanan_Mohite_Resume.docx
+++ b/assets/Resume/Amar Gajanan_Mohite_Resume.docx
@@ -366,7 +366,7 @@
             <w:sz w:val="16"/>
             <w:szCs w:val="16"/>
           </w:rPr>
-          <w:t>https://www.linkedin.com/in/amar-mohite-9135b81a4/</w:t>
+          <w:t>https://www.linkedin.com/in/amarmohite2001/</w:t>
         </w:r>
       </w:hyperlink>
       <w:r>
@@ -401,7 +401,25 @@
             <w:sz w:val="16"/>
             <w:szCs w:val="16"/>
           </w:rPr>
-          <w:t>https://github.com/amarmohite2001</w:t>
+          <w:t>h</w:t>
+        </w:r>
+        <w:r>
+          <w:rPr>
+            <w:rStyle w:val="Hyperlink"/>
+            <w:rFonts w:ascii="Calibri" w:hAnsi="Calibri" w:cs="Calibri"/>
+            <w:sz w:val="16"/>
+            <w:szCs w:val="16"/>
+          </w:rPr>
+          <w:t>t</w:t>
+        </w:r>
+        <w:r>
+          <w:rPr>
+            <w:rStyle w:val="Hyperlink"/>
+            <w:rFonts w:ascii="Calibri" w:hAnsi="Calibri" w:cs="Calibri"/>
+            <w:sz w:val="16"/>
+            <w:szCs w:val="16"/>
+          </w:rPr>
+          <w:t>tps://github.com/amarmohite2001</w:t>
         </w:r>
       </w:hyperlink>
     </w:p>
@@ -8551,6 +8569,7 @@
   <w:style w:type="character" w:default="1" w:styleId="DefaultParagraphFont">
     <w:name w:val="Default Paragraph Font"/>
     <w:uiPriority w:val="1"/>
+    <w:semiHidden/>
     <w:unhideWhenUsed/>
   </w:style>
   <w:style w:type="table" w:default="1" w:styleId="TableNormal">

--- a/assets/Resume/Amar Gajanan_Mohite_Resume.docx
+++ b/assets/Resume/Amar Gajanan_Mohite_Resume.docx
@@ -366,7 +366,25 @@
             <w:sz w:val="16"/>
             <w:szCs w:val="16"/>
           </w:rPr>
-          <w:t>https://www.linkedin.com/in/amarmohite2001/</w:t>
+          <w:t>Link</w:t>
+        </w:r>
+        <w:r>
+          <w:rPr>
+            <w:rStyle w:val="Hyperlink"/>
+            <w:rFonts w:ascii="Calibri" w:hAnsi="Calibri" w:cs="Calibri"/>
+            <w:sz w:val="16"/>
+            <w:szCs w:val="16"/>
+          </w:rPr>
+          <w:t>e</w:t>
+        </w:r>
+        <w:r>
+          <w:rPr>
+            <w:rStyle w:val="Hyperlink"/>
+            <w:rFonts w:ascii="Calibri" w:hAnsi="Calibri" w:cs="Calibri"/>
+            <w:sz w:val="16"/>
+            <w:szCs w:val="16"/>
+          </w:rPr>
+          <w:t>dIn</w:t>
         </w:r>
       </w:hyperlink>
       <w:r>
@@ -401,7 +419,7 @@
             <w:sz w:val="16"/>
             <w:szCs w:val="16"/>
           </w:rPr>
-          <w:t>h</w:t>
+          <w:t>Portf</w:t>
         </w:r>
         <w:r>
           <w:rPr>
@@ -410,7 +428,7 @@
             <w:sz w:val="16"/>
             <w:szCs w:val="16"/>
           </w:rPr>
-          <w:t>t</w:t>
+          <w:t>o</w:t>
         </w:r>
         <w:r>
           <w:rPr>
@@ -419,8 +437,29 @@
             <w:sz w:val="16"/>
             <w:szCs w:val="16"/>
           </w:rPr>
-          <w:t>tps://github.com/amarmohite2001</w:t>
+          <w:t>lio</w:t>
         </w:r>
+      </w:hyperlink>
+      <w:r>
+        <w:rPr>
+          <w:rFonts w:ascii="Calibri" w:hAnsi="Calibri" w:cs="Calibri"/>
+          <w:sz w:val="16"/>
+          <w:szCs w:val="16"/>
+        </w:rPr>
+        <w:t xml:space="preserve"> | </w:t>
+      </w:r>
+      <w:hyperlink r:id="rId17" w:history="1">
+        <w:proofErr w:type="spellStart"/>
+        <w:r>
+          <w:rPr>
+            <w:rStyle w:val="Hyperlink"/>
+            <w:rFonts w:ascii="Calibri" w:hAnsi="Calibri" w:cs="Calibri"/>
+            <w:sz w:val="16"/>
+            <w:szCs w:val="16"/>
+          </w:rPr>
+          <w:t>Github</w:t>
+        </w:r>
+        <w:proofErr w:type="spellEnd"/>
       </w:hyperlink>
     </w:p>
     <w:p>
@@ -4676,7 +4715,7 @@
       <w:pPr>
         <w:pStyle w:val="Heading1"/>
       </w:pPr>
-      <w:hyperlink r:id="rId17" w:history="1">
+      <w:hyperlink r:id="rId18" w:history="1">
         <w:r>
           <w:rPr>
             <w:rStyle w:val="Hyperlink"/>
@@ -4695,7 +4734,7 @@
         </w:rPr>
         <w:t xml:space="preserve"> |  </w:t>
       </w:r>
-      <w:hyperlink r:id="rId18" w:history="1">
+      <w:hyperlink r:id="rId19" w:history="1">
         <w:r>
           <w:rPr>
             <w:rStyle w:val="Hyperlink"/>
@@ -4722,7 +4761,7 @@
         </w:rPr>
         <w:t xml:space="preserve">| </w:t>
       </w:r>
-      <w:hyperlink r:id="rId19" w:history="1">
+      <w:hyperlink r:id="rId20" w:history="1">
         <w:r>
           <w:rPr>
             <w:rStyle w:val="Hyperlink"/>
@@ -4741,7 +4780,7 @@
         </w:rPr>
         <w:t xml:space="preserve"> | </w:t>
       </w:r>
-      <w:hyperlink r:id="rId20" w:history="1">
+      <w:hyperlink r:id="rId21" w:history="1">
         <w:r>
           <w:rPr>
             <w:rStyle w:val="Hyperlink"/>
